--- a/Project_Scope_Warsha.docx
+++ b/Project_Scope_Warsha.docx
@@ -241,7 +241,11 @@
     <w:p>
       <w:pPr>
         <w:spacing w:after="80" w:before="80" w:lineRule="auto"/>
-        <w:rPr/>
+        <w:rPr>
+          <w:color w:val="222222"/>
+          <w:sz w:val="21"/>
+          <w:szCs w:val="21"/>
+        </w:rPr>
       </w:pPr>
       <w:r>
         <w:rPr>
@@ -272,7 +276,7 @@
     <w:p>
       <w:pPr>
         <w:spacing w:after="60" w:before="60" w:lineRule="auto"/>
-        <w:ind w:left="720" w:firstLine="0"/>
+        <w:ind w:left="0" w:firstLine="0"/>
         <w:rPr>
           <w:i w:val="1"/>
           <w:iCs w:val="1"/>
@@ -283,15 +287,6 @@
       </w:pPr>
       <w:r>
         <w:rPr>
-          <w:color w:val="222222"/>
-          <w:sz w:val="21"/>
-          <w:szCs w:val="21"/>
-          <w:rtl w:val="0"/>
-        </w:rPr>
-        <w:br w:type="textWrapping"/>
-      </w:r>
-      <w:r>
-        <w:rPr>
           <w:i w:val="1"/>
           <w:iCs w:val="1"/>
           <w:color w:val="222222"/>
@@ -299,7 +294,7 @@
           <w:szCs w:val="21"/>
           <w:rtl w:val="0"/>
         </w:rPr>
-        <w:t xml:space="preserve">User</w:t>
+        <w:t xml:space="preserve">  User</w:t>
       </w:r>
     </w:p>
     <w:p>
@@ -819,7 +814,16 @@
           <w:vertAlign w:val="baseline"/>
           <w:rtl w:val="0"/>
         </w:rPr>
-        <w:t xml:space="preserve">[Integration 1 — e.g. Payment Gateway API]</w:t>
+        <w:t xml:space="preserve">Payment Gateway API(Str</w:t>
+      </w:r>
+      <w:r>
+        <w:rPr>
+          <w:color w:val="222222"/>
+          <w:sz w:val="21"/>
+          <w:szCs w:val="21"/>
+          <w:rtl w:val="0"/>
+        </w:rPr>
+        <w:t xml:space="preserve">ipe)</w:t>
       </w:r>
       <w:r>
         <w:rPr>
@@ -867,7 +871,7 @@
           <w:vertAlign w:val="baseline"/>
           <w:rtl w:val="0"/>
         </w:rPr>
-        <w:t xml:space="preserve">[Integration 2 — e.g. Email Notification Service]</w:t>
+        <w:t xml:space="preserve">Email Notification Service</w:t>
       </w:r>
       <w:r>
         <w:rPr>
@@ -900,104 +904,12 @@
       </w:pPr>
       <w:r>
         <w:rPr>
-          <w:rFonts w:ascii="Arial" w:cs="Arial" w:eastAsia="Arial" w:hAnsi="Arial"/>
-          <w:b w:val="0"/>
-          <w:bCs w:val="0"/>
-          <w:i w:val="0"/>
-          <w:iCs w:val="0"/>
-          <w:smallCaps w:val="0"/>
-          <w:strike w:val="0"/>
-          <w:color w:val="222222"/>
-          <w:sz w:val="21"/>
-          <w:szCs w:val="21"/>
-          <w:u w:val="none"/>
-          <w:shd w:fill="auto" w:val="clear"/>
-          <w:vertAlign w:val="baseline"/>
-          <w:rtl w:val="0"/>
-        </w:rPr>
-        <w:t xml:space="preserve">[Integration 3 — add as needed]</w:t>
-      </w:r>
-      <w:r>
-        <w:rPr>
-          <w:rtl w:val="0"/>
-        </w:rPr>
-      </w:r>
-    </w:p>
-    <w:p>
-      <w:pPr>
-        <w:spacing w:after="120" w:before="60" w:lineRule="auto"/>
-        <w:jc w:val="center"/>
-        <w:rPr/>
-      </w:pPr>
-      <w:r>
-        <w:rPr>
-          <w:rFonts w:ascii="Arial" w:cs="Arial" w:eastAsia="Arial" w:hAnsi="Arial"/>
-          <w:i w:val="1"/>
-          <w:iCs w:val="1"/>
-          <w:color w:val="777777"/>
-          <w:sz w:val="18"/>
-          <w:szCs w:val="18"/>
-          <w:rtl w:val="0"/>
-        </w:rPr>
-        <w:t xml:space="preserve">List 2: In-Scope Integrations</w:t>
-      </w:r>
-      <w:r>
-        <w:rPr>
-          <w:rtl w:val="0"/>
-        </w:rPr>
-      </w:r>
-    </w:p>
-    <w:p>
-      <w:pPr>
-        <w:spacing w:after="0" w:before="120" w:lineRule="auto"/>
-        <w:rPr/>
-      </w:pPr>
-      <w:r>
-        <w:rPr>
-          <w:rtl w:val="0"/>
-        </w:rPr>
-      </w:r>
-    </w:p>
-    <w:p>
-      <w:pPr>
-        <w:pStyle w:val="Heading2"/>
-        <w:spacing w:after="80" w:before="280" w:lineRule="auto"/>
-        <w:rPr/>
-      </w:pPr>
-      <w:r>
-        <w:rPr>
-          <w:rFonts w:ascii="Arial" w:cs="Arial" w:eastAsia="Arial" w:hAnsi="Arial"/>
-          <w:b w:val="1"/>
-          <w:bCs w:val="1"/>
-          <w:rtl w:val="0"/>
-        </w:rPr>
-        <w:t xml:space="preserve">1.3  Platforms &amp; Environments</w:t>
-      </w:r>
-      <w:r>
-        <w:rPr>
-          <w:rtl w:val="0"/>
-        </w:rPr>
-      </w:r>
-    </w:p>
-    <w:p>
-      <w:pPr>
-        <w:spacing w:after="80" w:before="80" w:lineRule="auto"/>
-        <w:rPr/>
-      </w:pPr>
-      <w:r>
-        <w:rPr>
-          <w:rFonts w:ascii="Arial" w:cs="Arial" w:eastAsia="Arial" w:hAnsi="Arial"/>
-          <w:color w:val="555555"/>
-          <w:sz w:val="21"/>
-          <w:szCs w:val="21"/>
-          <w:rtl w:val="0"/>
-        </w:rPr>
-        <w:t xml:space="preserve">The project will support and be delivered for the following platforms and environments:</w:t>
-      </w:r>
-      <w:r>
-        <w:rPr>
-          <w:rtl w:val="0"/>
-        </w:rPr>
+          <w:color w:val="222222"/>
+          <w:sz w:val="21"/>
+          <w:szCs w:val="21"/>
+          <w:rtl w:val="0"/>
+        </w:rPr>
+        <w:t xml:space="preserve">Signing up with Google/Apple ID</w:t>
       </w:r>
     </w:p>
     <w:p>
@@ -1021,31 +933,21 @@
         <w:spacing w:after="60" w:before="60" w:line="240" w:lineRule="auto"/>
         <w:ind w:left="600" w:right="0" w:hanging="300"/>
         <w:jc w:val="left"/>
-        <w:rPr/>
-      </w:pPr>
-      <w:r>
-        <w:rPr>
-          <w:rFonts w:ascii="Arial" w:cs="Arial" w:eastAsia="Arial" w:hAnsi="Arial"/>
-          <w:b w:val="0"/>
-          <w:bCs w:val="0"/>
-          <w:i w:val="0"/>
-          <w:iCs w:val="0"/>
-          <w:smallCaps w:val="0"/>
-          <w:strike w:val="0"/>
+        <w:rPr>
           <w:color w:val="222222"/>
           <w:sz w:val="21"/>
           <w:szCs w:val="21"/>
           <w:u w:val="none"/>
-          <w:shd w:fill="auto" w:val="clear"/>
-          <w:vertAlign w:val="baseline"/>
-          <w:rtl w:val="0"/>
-        </w:rPr>
-        <w:t xml:space="preserve">[e.g. Web application — desktop browsers (Chrome, Firefox, Edge)]</w:t>
-      </w:r>
-      <w:r>
-        <w:rPr>
-          <w:rtl w:val="0"/>
-        </w:rPr>
+        </w:rPr>
+      </w:pPr>
+      <w:r>
+        <w:rPr>
+          <w:color w:val="222222"/>
+          <w:sz w:val="21"/>
+          <w:szCs w:val="21"/>
+          <w:rtl w:val="0"/>
+        </w:rPr>
+        <w:t xml:space="preserve">Google analytics </w:t>
       </w:r>
     </w:p>
     <w:p>
@@ -1069,26 +971,94 @@
         <w:spacing w:after="60" w:before="60" w:line="240" w:lineRule="auto"/>
         <w:ind w:left="600" w:right="0" w:hanging="300"/>
         <w:jc w:val="left"/>
+        <w:rPr>
+          <w:color w:val="222222"/>
+          <w:sz w:val="21"/>
+          <w:szCs w:val="21"/>
+          <w:u w:val="none"/>
+        </w:rPr>
+      </w:pPr>
+      <w:r>
+        <w:rPr>
+          <w:color w:val="222222"/>
+          <w:sz w:val="21"/>
+          <w:szCs w:val="21"/>
+          <w:rtl w:val="0"/>
+        </w:rPr>
+        <w:t xml:space="preserve">Intercome</w:t>
+      </w:r>
+    </w:p>
+    <w:p>
+      <w:pPr>
+        <w:spacing w:after="120" w:before="60" w:lineRule="auto"/>
+        <w:jc w:val="center"/>
         <w:rPr/>
       </w:pPr>
       <w:r>
         <w:rPr>
           <w:rFonts w:ascii="Arial" w:cs="Arial" w:eastAsia="Arial" w:hAnsi="Arial"/>
-          <w:b w:val="0"/>
-          <w:bCs w:val="0"/>
-          <w:i w:val="0"/>
-          <w:iCs w:val="0"/>
-          <w:smallCaps w:val="0"/>
-          <w:strike w:val="0"/>
-          <w:color w:val="222222"/>
-          <w:sz w:val="21"/>
-          <w:szCs w:val="21"/>
-          <w:u w:val="none"/>
-          <w:shd w:fill="auto" w:val="clear"/>
-          <w:vertAlign w:val="baseline"/>
-          <w:rtl w:val="0"/>
-        </w:rPr>
-        <w:t xml:space="preserve">[e.g. Staging environment deployment]</w:t>
+          <w:i w:val="1"/>
+          <w:iCs w:val="1"/>
+          <w:color w:val="777777"/>
+          <w:sz w:val="18"/>
+          <w:szCs w:val="18"/>
+          <w:rtl w:val="0"/>
+        </w:rPr>
+        <w:t xml:space="preserve">List 2: In-Scope Integrations</w:t>
+      </w:r>
+      <w:r>
+        <w:rPr>
+          <w:rtl w:val="0"/>
+        </w:rPr>
+      </w:r>
+    </w:p>
+    <w:p>
+      <w:pPr>
+        <w:spacing w:after="120" w:before="60" w:lineRule="auto"/>
+        <w:jc w:val="center"/>
+        <w:rPr/>
+      </w:pPr>
+      <w:r>
+        <w:rPr>
+          <w:rtl w:val="0"/>
+        </w:rPr>
+      </w:r>
+    </w:p>
+    <w:p>
+      <w:pPr>
+        <w:pStyle w:val="Heading2"/>
+        <w:spacing w:after="80" w:before="280" w:lineRule="auto"/>
+        <w:rPr/>
+      </w:pPr>
+      <w:r>
+        <w:rPr>
+          <w:rFonts w:ascii="Arial" w:cs="Arial" w:eastAsia="Arial" w:hAnsi="Arial"/>
+          <w:b w:val="1"/>
+          <w:bCs w:val="1"/>
+          <w:rtl w:val="0"/>
+        </w:rPr>
+        <w:t xml:space="preserve">1.3  Platforms &amp; Environments</w:t>
+      </w:r>
+      <w:r>
+        <w:rPr>
+          <w:rtl w:val="0"/>
+        </w:rPr>
+      </w:r>
+    </w:p>
+    <w:p>
+      <w:pPr>
+        <w:spacing w:after="80" w:before="80" w:lineRule="auto"/>
+        <w:rPr/>
+      </w:pPr>
+      <w:r>
+        <w:rPr>
+          <w:rFonts w:ascii="Arial" w:cs="Arial" w:eastAsia="Arial" w:hAnsi="Arial"/>
+          <w:color w:val="555555"/>
+          <w:sz w:val="21"/>
+          <w:szCs w:val="21"/>
+          <w:rtl w:val="0"/>
+        </w:rPr>
+        <w:t xml:space="preserve">The project will support and be delivered for the following platforms and environments:</w:t>
       </w:r>
       <w:r>
         <w:rPr>
@@ -1121,6 +1091,15 @@
       </w:pPr>
       <w:r>
         <w:rPr>
+          <w:color w:val="222222"/>
+          <w:sz w:val="21"/>
+          <w:szCs w:val="21"/>
+          <w:rtl w:val="0"/>
+        </w:rPr>
+        <w:t xml:space="preserve">Mobile</w:t>
+      </w:r>
+      <w:r>
+        <w:rPr>
           <w:rFonts w:ascii="Arial" w:cs="Arial" w:eastAsia="Arial" w:hAnsi="Arial"/>
           <w:b w:val="0"/>
           <w:bCs w:val="0"/>
@@ -1136,164 +1115,7 @@
           <w:vertAlign w:val="baseline"/>
           <w:rtl w:val="0"/>
         </w:rPr>
-        <w:t xml:space="preserve">[e.g. Production environment deployment]</w:t>
-      </w:r>
-      <w:r>
-        <w:rPr>
-          <w:rtl w:val="0"/>
-        </w:rPr>
-      </w:r>
-    </w:p>
-    <w:p>
-      <w:pPr>
-        <w:spacing w:after="120" w:before="60" w:lineRule="auto"/>
-        <w:jc w:val="center"/>
-        <w:rPr/>
-      </w:pPr>
-      <w:r>
-        <w:rPr>
-          <w:rFonts w:ascii="Arial" w:cs="Arial" w:eastAsia="Arial" w:hAnsi="Arial"/>
-          <w:i w:val="1"/>
-          <w:iCs w:val="1"/>
-          <w:color w:val="777777"/>
-          <w:sz w:val="18"/>
-          <w:szCs w:val="18"/>
-          <w:rtl w:val="0"/>
-        </w:rPr>
-        <w:t xml:space="preserve">List 3: Supported Platforms</w:t>
-      </w:r>
-      <w:r>
-        <w:rPr>
-          <w:rtl w:val="0"/>
-        </w:rPr>
-      </w:r>
-    </w:p>
-    <w:p>
-      <w:pPr>
-        <w:pStyle w:val="Heading1"/>
-        <w:pBdr>
-          <w:bottom w:color="2e75b6" w:space="4" w:sz="6" w:val="single"/>
-        </w:pBdr>
-        <w:spacing w:after="120" w:before="400" w:lineRule="auto"/>
-        <w:rPr/>
-      </w:pPr>
-      <w:r>
-        <w:rPr>
-          <w:rFonts w:ascii="Arial" w:cs="Arial" w:eastAsia="Arial" w:hAnsi="Arial"/>
-          <w:b w:val="1"/>
-          <w:bCs w:val="1"/>
-          <w:rtl w:val="0"/>
-        </w:rPr>
-        <w:t xml:space="preserve">2  Out-of-Scope</w:t>
-      </w:r>
-      <w:r>
-        <w:rPr>
-          <w:rtl w:val="0"/>
-        </w:rPr>
-      </w:r>
-    </w:p>
-    <w:p>
-      <w:pPr>
-        <w:spacing w:after="80" w:before="80" w:lineRule="auto"/>
-        <w:rPr/>
-      </w:pPr>
-      <w:r>
-        <w:rPr>
-          <w:rFonts w:ascii="Arial" w:cs="Arial" w:eastAsia="Arial" w:hAnsi="Arial"/>
-          <w:color w:val="555555"/>
-          <w:sz w:val="21"/>
-          <w:szCs w:val="21"/>
-          <w:rtl w:val="0"/>
-        </w:rPr>
-        <w:t xml:space="preserve">This section defines the explicit boundaries of the project  what will </w:t>
-      </w:r>
-      <w:r>
-        <w:rPr>
-          <w:color w:val="555555"/>
-          <w:sz w:val="21"/>
-          <w:szCs w:val="21"/>
-          <w:rtl w:val="0"/>
-        </w:rPr>
-        <w:t xml:space="preserve">not </w:t>
-      </w:r>
-      <w:r>
-        <w:rPr>
-          <w:rFonts w:ascii="Arial" w:cs="Arial" w:eastAsia="Arial" w:hAnsi="Arial"/>
-          <w:color w:val="555555"/>
-          <w:sz w:val="21"/>
-          <w:szCs w:val="21"/>
-          <w:rtl w:val="0"/>
-        </w:rPr>
-        <w:t xml:space="preserve">be included, built, or handled. These items are excluded to prevent scope creep and to set clear expectations with all stakeholders.</w:t>
-      </w:r>
-      <w:r>
-        <w:rPr>
-          <w:rtl w:val="0"/>
-        </w:rPr>
-      </w:r>
-    </w:p>
-    <w:p>
-      <w:pPr>
-        <w:spacing w:after="0" w:before="80" w:lineRule="auto"/>
-        <w:rPr/>
-      </w:pPr>
-      <w:r>
-        <w:rPr>
-          <w:rtl w:val="0"/>
-        </w:rPr>
-      </w:r>
-    </w:p>
-    <w:p>
-      <w:pPr>
-        <w:spacing w:after="0" w:before="80" w:lineRule="auto"/>
-        <w:rPr/>
-      </w:pPr>
-      <w:r>
-        <w:rPr>
-          <w:rtl w:val="0"/>
-        </w:rPr>
-      </w:r>
-    </w:p>
-    <w:p>
-      <w:pPr>
-        <w:pStyle w:val="Heading2"/>
-        <w:spacing w:after="80" w:before="280" w:lineRule="auto"/>
-        <w:rPr/>
-      </w:pPr>
-      <w:r>
-        <w:rPr>
-          <w:rFonts w:ascii="Arial" w:cs="Arial" w:eastAsia="Arial" w:hAnsi="Arial"/>
-          <w:b w:val="1"/>
-          <w:bCs w:val="1"/>
-          <w:rtl w:val="0"/>
-        </w:rPr>
-        <w:t xml:space="preserve">2.1  Excluded Features</w:t>
-      </w:r>
-      <w:r>
-        <w:rPr>
-          <w:rtl w:val="0"/>
-        </w:rPr>
-      </w:r>
-    </w:p>
-    <w:p>
-      <w:pPr>
-        <w:spacing w:after="80" w:before="80" w:lineRule="auto"/>
-        <w:rPr/>
-      </w:pPr>
-      <w:r>
-        <w:rPr>
-          <w:rFonts w:ascii="Arial" w:cs="Arial" w:eastAsia="Arial" w:hAnsi="Arial"/>
-          <w:color w:val="555555"/>
-          <w:sz w:val="21"/>
-          <w:szCs w:val="21"/>
-          <w:rtl w:val="0"/>
-        </w:rPr>
-        <w:t xml:space="preserve">The following features are explicitly NOT part of this project:</w:t>
-      </w:r>
-      <w:r>
-        <w:rPr>
-          <w:rtl w:val="0"/>
-        </w:rPr>
+        <w:t xml:space="preserve"> application browsers (Chrome, Firefox, Edge)</w:t>
       </w:r>
     </w:p>
     <w:p>
@@ -1317,31 +1139,21 @@
         <w:spacing w:after="60" w:before="60" w:line="240" w:lineRule="auto"/>
         <w:ind w:left="600" w:right="0" w:hanging="300"/>
         <w:jc w:val="left"/>
-        <w:rPr/>
-      </w:pPr>
-      <w:r>
-        <w:rPr>
-          <w:rFonts w:ascii="Arial" w:cs="Arial" w:eastAsia="Arial" w:hAnsi="Arial"/>
-          <w:b w:val="0"/>
-          <w:bCs w:val="0"/>
-          <w:i w:val="0"/>
-          <w:iCs w:val="0"/>
-          <w:smallCaps w:val="0"/>
-          <w:strike w:val="0"/>
+        <w:rPr>
           <w:color w:val="222222"/>
           <w:sz w:val="21"/>
           <w:szCs w:val="21"/>
           <w:u w:val="none"/>
-          <w:shd w:fill="auto" w:val="clear"/>
-          <w:vertAlign w:val="baseline"/>
-          <w:rtl w:val="0"/>
-        </w:rPr>
-        <w:t xml:space="preserve">[Excluded Feature 1 — e.g. Mobile application (iOS/Android)]</w:t>
-      </w:r>
-      <w:r>
-        <w:rPr>
-          <w:rtl w:val="0"/>
-        </w:rPr>
+        </w:rPr>
+      </w:pPr>
+      <w:r>
+        <w:rPr>
+          <w:color w:val="222222"/>
+          <w:sz w:val="21"/>
+          <w:szCs w:val="21"/>
+          <w:rtl w:val="0"/>
+        </w:rPr>
+        <w:t xml:space="preserve">Native Android &amp; IOS Apps</w:t>
       </w:r>
     </w:p>
     <w:p>
@@ -1369,6 +1181,37 @@
       </w:pPr>
       <w:r>
         <w:rPr>
+          <w:color w:val="222222"/>
+          <w:sz w:val="21"/>
+          <w:szCs w:val="21"/>
+          <w:rtl w:val="0"/>
+        </w:rPr>
+        <w:t xml:space="preserve">Environments Specialization </w:t>
+      </w:r>
+      <w:r>
+        <w:rPr>
+          <w:rtl w:val="0"/>
+        </w:rPr>
+      </w:r>
+    </w:p>
+    <w:p>
+      <w:pPr>
+        <w:keepNext w:val="0"/>
+        <w:keepLines w:val="0"/>
+        <w:pageBreakBefore w:val="0"/>
+        <w:widowControl w:val="1"/>
+        <w:pBdr>
+          <w:top w:space="0" w:sz="0" w:val="nil"/>
+          <w:left w:space="0" w:sz="0" w:val="nil"/>
+          <w:bottom w:space="0" w:sz="0" w:val="nil"/>
+          <w:right w:space="0" w:sz="0" w:val="nil"/>
+          <w:between w:space="0" w:sz="0" w:val="nil"/>
+        </w:pBdr>
+        <w:shd w:fill="auto" w:val="clear"/>
+        <w:spacing w:after="60" w:before="60" w:line="240" w:lineRule="auto"/>
+        <w:ind w:left="0" w:right="0" w:firstLine="0"/>
+        <w:jc w:val="left"/>
+        <w:rPr>
           <w:rFonts w:ascii="Arial" w:cs="Arial" w:eastAsia="Arial" w:hAnsi="Arial"/>
           <w:b w:val="0"/>
           <w:bCs w:val="0"/>
@@ -1376,15 +1219,170 @@
           <w:iCs w:val="0"/>
           <w:smallCaps w:val="0"/>
           <w:strike w:val="0"/>
-          <w:color w:val="222222"/>
-          <w:sz w:val="21"/>
-          <w:szCs w:val="21"/>
+          <w:color w:val="000000"/>
+          <w:sz w:val="22"/>
+          <w:szCs w:val="22"/>
           <w:u w:val="none"/>
           <w:shd w:fill="auto" w:val="clear"/>
           <w:vertAlign w:val="baseline"/>
-          <w:rtl w:val="0"/>
-        </w:rPr>
-        <w:t xml:space="preserve">[Excluded Feature 2 — e.g. Admin panel / back-office portal]</w:t>
+        </w:rPr>
+      </w:pPr>
+      <w:r>
+        <w:rPr>
+          <w:rtl w:val="0"/>
+        </w:rPr>
+      </w:r>
+    </w:p>
+    <w:p>
+      <w:pPr>
+        <w:spacing w:after="120" w:before="60" w:lineRule="auto"/>
+        <w:jc w:val="center"/>
+        <w:rPr/>
+      </w:pPr>
+      <w:r>
+        <w:rPr>
+          <w:rFonts w:ascii="Arial" w:cs="Arial" w:eastAsia="Arial" w:hAnsi="Arial"/>
+          <w:i w:val="1"/>
+          <w:iCs w:val="1"/>
+          <w:color w:val="777777"/>
+          <w:sz w:val="18"/>
+          <w:szCs w:val="18"/>
+          <w:rtl w:val="0"/>
+        </w:rPr>
+        <w:t xml:space="preserve">List 3: Supported Platforms</w:t>
+      </w:r>
+      <w:r>
+        <w:rPr>
+          <w:rtl w:val="0"/>
+        </w:rPr>
+      </w:r>
+    </w:p>
+    <w:p>
+      <w:pPr>
+        <w:pStyle w:val="Heading1"/>
+        <w:pBdr>
+          <w:bottom w:color="2e75b6" w:space="4" w:sz="6" w:val="single"/>
+        </w:pBdr>
+        <w:spacing w:after="120" w:before="400" w:lineRule="auto"/>
+        <w:rPr/>
+      </w:pPr>
+      <w:r>
+        <w:rPr>
+          <w:rtl w:val="0"/>
+        </w:rPr>
+      </w:r>
+    </w:p>
+    <w:p>
+      <w:pPr>
+        <w:pStyle w:val="Heading1"/>
+        <w:pBdr>
+          <w:bottom w:color="2e75b6" w:space="4" w:sz="6" w:val="single"/>
+        </w:pBdr>
+        <w:spacing w:after="120" w:before="400" w:lineRule="auto"/>
+        <w:rPr/>
+      </w:pPr>
+      <w:r>
+        <w:rPr>
+          <w:rFonts w:ascii="Arial" w:cs="Arial" w:eastAsia="Arial" w:hAnsi="Arial"/>
+          <w:b w:val="1"/>
+          <w:bCs w:val="1"/>
+          <w:rtl w:val="0"/>
+        </w:rPr>
+        <w:t xml:space="preserve">2  Out-of-Scope</w:t>
+      </w:r>
+      <w:r>
+        <w:rPr>
+          <w:rtl w:val="0"/>
+        </w:rPr>
+      </w:r>
+    </w:p>
+    <w:p>
+      <w:pPr>
+        <w:spacing w:after="80" w:before="80" w:lineRule="auto"/>
+        <w:rPr/>
+      </w:pPr>
+      <w:r>
+        <w:rPr>
+          <w:rFonts w:ascii="Arial" w:cs="Arial" w:eastAsia="Arial" w:hAnsi="Arial"/>
+          <w:color w:val="555555"/>
+          <w:sz w:val="21"/>
+          <w:szCs w:val="21"/>
+          <w:rtl w:val="0"/>
+        </w:rPr>
+        <w:t xml:space="preserve">This section defines the explicit boundaries of the project what will </w:t>
+      </w:r>
+      <w:r>
+        <w:rPr>
+          <w:color w:val="555555"/>
+          <w:sz w:val="21"/>
+          <w:szCs w:val="21"/>
+          <w:rtl w:val="0"/>
+        </w:rPr>
+        <w:t xml:space="preserve">not </w:t>
+      </w:r>
+      <w:r>
+        <w:rPr>
+          <w:rFonts w:ascii="Arial" w:cs="Arial" w:eastAsia="Arial" w:hAnsi="Arial"/>
+          <w:color w:val="555555"/>
+          <w:sz w:val="21"/>
+          <w:szCs w:val="21"/>
+          <w:rtl w:val="0"/>
+        </w:rPr>
+        <w:t xml:space="preserve">be included, built, or handled. These items are excluded to prevent scope creep and to set clear expectations with all stakeholders.</w:t>
+      </w:r>
+      <w:r>
+        <w:rPr>
+          <w:rtl w:val="0"/>
+        </w:rPr>
+      </w:r>
+    </w:p>
+    <w:p>
+      <w:pPr>
+        <w:pStyle w:val="Heading2"/>
+        <w:spacing w:after="80" w:before="280" w:lineRule="auto"/>
+        <w:rPr/>
+      </w:pPr>
+      <w:r>
+        <w:rPr>
+          <w:rtl w:val="0"/>
+        </w:rPr>
+      </w:r>
+    </w:p>
+    <w:p>
+      <w:pPr>
+        <w:pStyle w:val="Heading2"/>
+        <w:spacing w:after="80" w:before="280" w:lineRule="auto"/>
+        <w:rPr/>
+      </w:pPr>
+      <w:r>
+        <w:rPr>
+          <w:rFonts w:ascii="Arial" w:cs="Arial" w:eastAsia="Arial" w:hAnsi="Arial"/>
+          <w:b w:val="1"/>
+          <w:bCs w:val="1"/>
+          <w:rtl w:val="0"/>
+        </w:rPr>
+        <w:t xml:space="preserve">2.1  Excluded Features</w:t>
+      </w:r>
+      <w:r>
+        <w:rPr>
+          <w:rtl w:val="0"/>
+        </w:rPr>
+      </w:r>
+    </w:p>
+    <w:p>
+      <w:pPr>
+        <w:spacing w:after="80" w:before="80" w:lineRule="auto"/>
+        <w:rPr/>
+      </w:pPr>
+      <w:r>
+        <w:rPr>
+          <w:rFonts w:ascii="Arial" w:cs="Arial" w:eastAsia="Arial" w:hAnsi="Arial"/>
+          <w:color w:val="555555"/>
+          <w:sz w:val="21"/>
+          <w:szCs w:val="21"/>
+          <w:rtl w:val="0"/>
+        </w:rPr>
+        <w:t xml:space="preserve">The following features are explicitly NOT part of this project:</w:t>
       </w:r>
       <w:r>
         <w:rPr>
@@ -1417,22 +1415,12 @@
       </w:pPr>
       <w:r>
         <w:rPr>
-          <w:rFonts w:ascii="Arial" w:cs="Arial" w:eastAsia="Arial" w:hAnsi="Arial"/>
-          <w:b w:val="0"/>
-          <w:bCs w:val="0"/>
-          <w:i w:val="0"/>
-          <w:iCs w:val="0"/>
-          <w:smallCaps w:val="0"/>
-          <w:strike w:val="0"/>
-          <w:color w:val="222222"/>
-          <w:sz w:val="21"/>
-          <w:szCs w:val="21"/>
-          <w:u w:val="none"/>
-          <w:shd w:fill="auto" w:val="clear"/>
-          <w:vertAlign w:val="baseline"/>
-          <w:rtl w:val="0"/>
-        </w:rPr>
-        <w:t xml:space="preserve">[Excluded Feature 3 — e.g. Multi-language / localization support]</w:t>
+          <w:color w:val="222222"/>
+          <w:sz w:val="21"/>
+          <w:szCs w:val="21"/>
+          <w:rtl w:val="0"/>
+        </w:rPr>
+        <w:t xml:space="preserve">Web application(Windows,Mac,Linux) Only Mobile</w:t>
       </w:r>
       <w:r>
         <w:rPr>
@@ -1480,95 +1468,7 @@
           <w:vertAlign w:val="baseline"/>
           <w:rtl w:val="0"/>
         </w:rPr>
-        <w:t xml:space="preserve">[Excluded Feature 4 — add as needed]</w:t>
-      </w:r>
-      <w:r>
-        <w:rPr>
-          <w:rtl w:val="0"/>
-        </w:rPr>
-      </w:r>
-    </w:p>
-    <w:p>
-      <w:pPr>
-        <w:spacing w:after="120" w:before="60" w:lineRule="auto"/>
-        <w:jc w:val="center"/>
-        <w:rPr/>
-      </w:pPr>
-      <w:r>
-        <w:rPr>
-          <w:rFonts w:ascii="Arial" w:cs="Arial" w:eastAsia="Arial" w:hAnsi="Arial"/>
-          <w:i w:val="1"/>
-          <w:iCs w:val="1"/>
-          <w:color w:val="777777"/>
-          <w:sz w:val="18"/>
-          <w:szCs w:val="18"/>
-          <w:rtl w:val="0"/>
-        </w:rPr>
-        <w:t xml:space="preserve">List 5: Excluded Features</w:t>
-      </w:r>
-      <w:r>
-        <w:rPr>
-          <w:rtl w:val="0"/>
-        </w:rPr>
-      </w:r>
-    </w:p>
-    <w:p>
-      <w:pPr>
-        <w:spacing w:after="0" w:before="80" w:lineRule="auto"/>
-        <w:rPr/>
-      </w:pPr>
-      <w:r>
-        <w:rPr>
-          <w:rtl w:val="0"/>
-        </w:rPr>
-      </w:r>
-    </w:p>
-    <w:p>
-      <w:pPr>
-        <w:spacing w:after="0" w:before="120" w:lineRule="auto"/>
-        <w:rPr/>
-      </w:pPr>
-      <w:r>
-        <w:rPr>
-          <w:rtl w:val="0"/>
-        </w:rPr>
-      </w:r>
-    </w:p>
-    <w:p>
-      <w:pPr>
-        <w:pStyle w:val="Heading2"/>
-        <w:spacing w:after="80" w:before="280" w:lineRule="auto"/>
-        <w:rPr/>
-      </w:pPr>
-      <w:r>
-        <w:rPr>
-          <w:rFonts w:ascii="Arial" w:cs="Arial" w:eastAsia="Arial" w:hAnsi="Arial"/>
-          <w:b w:val="1"/>
-          <w:bCs w:val="1"/>
-          <w:rtl w:val="0"/>
-        </w:rPr>
-        <w:t xml:space="preserve">2.2  Excluded Integrations</w:t>
-      </w:r>
-      <w:r>
-        <w:rPr>
-          <w:rtl w:val="0"/>
-        </w:rPr>
-      </w:r>
-    </w:p>
-    <w:p>
-      <w:pPr>
-        <w:spacing w:after="80" w:before="80" w:lineRule="auto"/>
-        <w:rPr/>
-      </w:pPr>
-      <w:r>
-        <w:rPr>
-          <w:rFonts w:ascii="Arial" w:cs="Arial" w:eastAsia="Arial" w:hAnsi="Arial"/>
-          <w:color w:val="555555"/>
-          <w:sz w:val="21"/>
-          <w:szCs w:val="21"/>
-          <w:rtl w:val="0"/>
-        </w:rPr>
-        <w:t xml:space="preserve">The following integrations will NOT be implemented in this project phase:</w:t>
+        <w:t xml:space="preserve">Multi-language support</w:t>
       </w:r>
       <w:r>
         <w:rPr>
@@ -1597,31 +1497,20 @@
         <w:spacing w:after="60" w:before="60" w:line="240" w:lineRule="auto"/>
         <w:ind w:left="600" w:right="0" w:hanging="300"/>
         <w:jc w:val="left"/>
-        <w:rPr/>
-      </w:pPr>
-      <w:r>
-        <w:rPr>
-          <w:rFonts w:ascii="Arial" w:cs="Arial" w:eastAsia="Arial" w:hAnsi="Arial"/>
-          <w:b w:val="0"/>
-          <w:bCs w:val="0"/>
-          <w:i w:val="0"/>
-          <w:iCs w:val="0"/>
-          <w:smallCaps w:val="0"/>
-          <w:strike w:val="0"/>
-          <w:color w:val="222222"/>
-          <w:sz w:val="21"/>
-          <w:szCs w:val="21"/>
-          <w:u w:val="none"/>
-          <w:shd w:fill="auto" w:val="clear"/>
-          <w:vertAlign w:val="baseline"/>
-          <w:rtl w:val="0"/>
-        </w:rPr>
-        <w:t xml:space="preserve">[e.g. ERP system integration — deferred to Phase 2]</w:t>
-      </w:r>
-      <w:r>
-        <w:rPr>
-          <w:rtl w:val="0"/>
-        </w:rPr>
+        <w:rPr>
+          <w:color w:val="222222"/>
+          <w:sz w:val="21"/>
+          <w:szCs w:val="21"/>
+        </w:rPr>
+      </w:pPr>
+      <w:r>
+        <w:rPr>
+          <w:color w:val="222222"/>
+          <w:sz w:val="21"/>
+          <w:szCs w:val="21"/>
+          <w:rtl w:val="0"/>
+        </w:rPr>
+        <w:t xml:space="preserve">Real-time GPS/Location tracking</w:t>
       </w:r>
     </w:p>
     <w:p>
@@ -1645,31 +1534,20 @@
         <w:spacing w:after="60" w:before="60" w:line="240" w:lineRule="auto"/>
         <w:ind w:left="600" w:right="0" w:hanging="300"/>
         <w:jc w:val="left"/>
-        <w:rPr/>
-      </w:pPr>
-      <w:r>
-        <w:rPr>
-          <w:rFonts w:ascii="Arial" w:cs="Arial" w:eastAsia="Arial" w:hAnsi="Arial"/>
-          <w:b w:val="0"/>
-          <w:bCs w:val="0"/>
-          <w:i w:val="0"/>
-          <w:iCs w:val="0"/>
-          <w:smallCaps w:val="0"/>
-          <w:strike w:val="0"/>
-          <w:color w:val="222222"/>
-          <w:sz w:val="21"/>
-          <w:szCs w:val="21"/>
-          <w:u w:val="none"/>
-          <w:shd w:fill="auto" w:val="clear"/>
-          <w:vertAlign w:val="baseline"/>
-          <w:rtl w:val="0"/>
-        </w:rPr>
-        <w:t xml:space="preserve">[e.g. Analytics or business intelligence platform]</w:t>
-      </w:r>
-      <w:r>
-        <w:rPr>
-          <w:rtl w:val="0"/>
-        </w:rPr>
+        <w:rPr>
+          <w:color w:val="222222"/>
+          <w:sz w:val="21"/>
+          <w:szCs w:val="21"/>
+        </w:rPr>
+      </w:pPr>
+      <w:r>
+        <w:rPr>
+          <w:color w:val="222222"/>
+          <w:sz w:val="21"/>
+          <w:szCs w:val="21"/>
+          <w:rtl w:val="0"/>
+        </w:rPr>
+        <w:t xml:space="preserve">Multiple Accounts</w:t>
       </w:r>
     </w:p>
     <w:p>
@@ -1693,31 +1571,21 @@
         <w:spacing w:after="60" w:before="60" w:line="240" w:lineRule="auto"/>
         <w:ind w:left="600" w:right="0" w:hanging="300"/>
         <w:jc w:val="left"/>
-        <w:rPr/>
-      </w:pPr>
-      <w:r>
-        <w:rPr>
-          <w:rFonts w:ascii="Arial" w:cs="Arial" w:eastAsia="Arial" w:hAnsi="Arial"/>
-          <w:b w:val="0"/>
-          <w:bCs w:val="0"/>
-          <w:i w:val="0"/>
-          <w:iCs w:val="0"/>
-          <w:smallCaps w:val="0"/>
-          <w:strike w:val="0"/>
+        <w:rPr>
           <w:color w:val="222222"/>
           <w:sz w:val="21"/>
           <w:szCs w:val="21"/>
           <w:u w:val="none"/>
-          <w:shd w:fill="auto" w:val="clear"/>
-          <w:vertAlign w:val="baseline"/>
-          <w:rtl w:val="0"/>
-        </w:rPr>
-        <w:t xml:space="preserve">[e.g. Legacy system migration]</w:t>
-      </w:r>
-      <w:r>
-        <w:rPr>
-          <w:rtl w:val="0"/>
-        </w:rPr>
+        </w:rPr>
+      </w:pPr>
+      <w:r>
+        <w:rPr>
+          <w:color w:val="222222"/>
+          <w:sz w:val="21"/>
+          <w:szCs w:val="21"/>
+          <w:rtl w:val="0"/>
+        </w:rPr>
+        <w:t xml:space="preserve">In-app messaging between users and workers</w:t>
       </w:r>
     </w:p>
     <w:p>
@@ -1728,16 +1596,15 @@
       </w:pPr>
       <w:r>
         <w:rPr>
-          <w:rFonts w:ascii="Arial" w:cs="Arial" w:eastAsia="Arial" w:hAnsi="Arial"/>
-          <w:i w:val="1"/>
-          <w:iCs w:val="1"/>
-          <w:color w:val="777777"/>
-          <w:sz w:val="18"/>
-          <w:szCs w:val="18"/>
-          <w:rtl w:val="0"/>
-        </w:rPr>
-        <w:t xml:space="preserve">List 6: Excluded Integrations</w:t>
-      </w:r>
+          <w:rtl w:val="0"/>
+        </w:rPr>
+      </w:r>
+    </w:p>
+    <w:p>
+      <w:pPr>
+        <w:spacing w:after="0" w:before="80" w:lineRule="auto"/>
+        <w:rPr/>
+      </w:pPr>
       <w:r>
         <w:rPr>
           <w:rtl w:val="0"/>
@@ -1747,6 +1614,18 @@
     <w:p>
       <w:pPr>
         <w:spacing w:after="0" w:before="120" w:lineRule="auto"/>
+        <w:rPr/>
+      </w:pPr>
+      <w:r>
+        <w:rPr>
+          <w:rtl w:val="0"/>
+        </w:rPr>
+      </w:r>
+    </w:p>
+    <w:p>
+      <w:pPr>
+        <w:pStyle w:val="Heading2"/>
+        <w:spacing w:after="80" w:before="280" w:lineRule="auto"/>
         <w:rPr/>
       </w:pPr>
       <w:r>
